--- a/public/pluglink/template_invest.docx
+++ b/public/pluglink/template_invest.docx
@@ -5064,10 +5064,1037 @@
           <w:szCs w:val="16"/>
         </w:rPr>
         <w:sectPr>
+          <w:pgSz w:w="11906" w:h="16838"/>
+          <w:pgMar w:top="851" w:right="720" w:bottom="851" w:left="720" w:header="0" w:footer="0" w:gutter="0"/>
+          <w:cols w:space="425"/>
+          <w:docGrid w:linePitch="360"/>
+        </w:sectPr>
+      </w:pPr>
+    </w:p>
+    <w:p>
+      <w:pPr>
+        <w:jc w:val="center"/>
+        <w:rPr>
+          <w:b/>
+          <w:bCs/>
+          <w:sz w:val="40"/>
+          <w:szCs w:val="40"/>
+        </w:rPr>
+      </w:pPr>
+      <w:proofErr w:type="gramStart"/>
+      <w:r>
+        <w:rPr>
+          <w:rFonts w:hint="eastAsia"/>
+          <w:b/>
+          <w:bCs/>
+          <w:sz w:val="40"/>
+          <w:szCs w:val="40"/>
+        </w:rPr>
+        <w:t>합 의</w:t>
+      </w:r>
+      <w:proofErr w:type="gramEnd"/>
+      <w:r>
+        <w:rPr>
+          <w:rFonts w:hint="eastAsia"/>
+          <w:b/>
+          <w:bCs/>
+          <w:sz w:val="40"/>
+          <w:szCs w:val="40"/>
+        </w:rPr>
+        <w:t xml:space="preserve"> 서</w:t>
+      </w:r>
+    </w:p>
+    <w:p>
+      <w:pPr>
+        <w:jc w:val="both"/>
+        <w:rPr>
+          <w:sz w:val="18"/>
+          <w:szCs w:val="18"/>
+        </w:rPr>
+      </w:pPr>
+    </w:p>
+    <w:p>
+      <w:pPr>
+        <w:jc w:val="both"/>
+        <w:rPr>
+          <w:sz w:val="16"/>
+          <w:szCs w:val="16"/>
+        </w:rPr>
+      </w:pPr>
+      <w:r>
+        <w:rPr>
+          <w:rFonts w:hint="eastAsia"/>
+          <w:sz w:val="16"/>
+          <w:szCs w:val="16"/>
+        </w:rPr>
+        <w:t>“서비스</w:t>
+      </w:r>
+      <w:r>
+        <w:rPr>
+          <w:sz w:val="16"/>
+          <w:szCs w:val="16"/>
+        </w:rPr>
+        <w:t xml:space="preserve"> 이용자”는 “서비스 제공자”와 </w:t>
+      </w:r>
+      <w:sdt>
+        <w:sdtPr>
+          <w:id w:val="900000205"/>
+        </w:sdtPr>
+        <w:sdtContent>
+          <w:r>
+            <w:rPr>
+              <w:sz w:val="16"/>
+              <w:szCs w:val="16"/>
+            </w:rPr>
+            <w:t xml:space="preserve">202</w:t>
+          </w:r>
+          <w:r>
+            <w:rPr>
+              <w:rFonts w:hint="eastAsia"/>
+              <w:sz w:val="16"/>
+              <w:szCs w:val="16"/>
+            </w:rPr>
+            <w:t>6</w:t>
+          </w:r>
+        </w:sdtContent>
+      </w:sdt>
+      <w:r>
+        <w:rPr>
+          <w:sz w:val="16"/>
+          <w:szCs w:val="16"/>
+        </w:rPr>
+        <w:t xml:space="preserve">년 </w:t>
+      </w:r>
+      <w:bookmarkStart w:id="3" w:name="ContMonth2"/>
+      <w:bookmarkEnd w:id="3"/>
+      <w:sdt>
+        <w:sdtPr>
+          <w:id w:val="-948464699"/>
+        </w:sdtPr>
+        <w:sdtContent>
+          <w:r>
+            <w:rPr>
+              <w:rStyle w:val="9pt"/>
+              <w:b w:val="0"/>
+              <w:bCs/>
+              <w:sz w:val="16"/>
+              <w:szCs w:val="16"/>
+            </w:rPr>
+            <w:t>07</w:t>
+          </w:r>
+        </w:sdtContent>
+      </w:sdt>
+      <w:r>
+        <w:rPr>
+          <w:sz w:val="16"/>
+          <w:szCs w:val="16"/>
+        </w:rPr>
+        <w:t>월</w:t>
+      </w:r>
+      <w:r>
+        <w:rPr>
+          <w:b/>
+          <w:bCs/>
+          <w:sz w:val="16"/>
+          <w:szCs w:val="16"/>
+        </w:rPr>
+        <w:t xml:space="preserve"> </w:t>
+      </w:r>
+      <w:bookmarkStart w:id="4" w:name="ContDay2"/>
+      <w:bookmarkEnd w:id="4"/>
+      <w:sdt>
+        <w:sdtPr>
+          <w:id w:val="-1913301594"/>
+        </w:sdtPr>
+        <w:sdtContent>
+          <w:r>
+            <w:rPr>
+              <w:rStyle w:val="9pt"/>
+              <w:b w:val="0"/>
+              <w:bCs/>
+              <w:sz w:val="16"/>
+              <w:szCs w:val="16"/>
+            </w:rPr>
+            <w:t>27</w:t>
+          </w:r>
+        </w:sdtContent>
+      </w:sdt>
+      <w:r>
+        <w:rPr>
+          <w:sz w:val="16"/>
+          <w:szCs w:val="16"/>
+        </w:rPr>
+        <w:t>일에 체결한 전기차 충전 토탈</w:t>
+      </w:r>
+      <w:r>
+        <w:rPr>
+          <w:rFonts w:hint="eastAsia"/>
+          <w:sz w:val="16"/>
+          <w:szCs w:val="16"/>
+        </w:rPr>
+        <w:t xml:space="preserve"> </w:t>
+      </w:r>
+      <w:r>
+        <w:rPr>
+          <w:sz w:val="16"/>
+          <w:szCs w:val="16"/>
+        </w:rPr>
+        <w:t>솔루션 계약서와 함께</w:t>
+      </w:r>
+      <w:r>
+        <w:rPr>
+          <w:rFonts w:hint="eastAsia"/>
+          <w:sz w:val="16"/>
+          <w:szCs w:val="16"/>
+        </w:rPr>
+        <w:t xml:space="preserve"> 아래</w:t>
+      </w:r>
+      <w:r>
+        <w:rPr>
+          <w:sz w:val="16"/>
+          <w:szCs w:val="16"/>
+        </w:rPr>
+        <w:t xml:space="preserve"> 내용을 추가적으로 합의한다.</w:t>
+      </w:r>
+    </w:p>
+    <w:p>
+      <w:pPr>
+        <w:pStyle w:val="a6"/>
+        <w:numPr>
+          <w:ilvl w:val="0"/>
+          <w:numId w:val="26"/>
+        </w:numPr>
+        <w:jc w:val="both"/>
+        <w:rPr>
+          <w:sz w:val="16"/>
+          <w:szCs w:val="16"/>
+        </w:rPr>
+      </w:pPr>
+      <w:sdt>
+        <w:sdtPr>
+          <w:id w:val="900000211"/>
+        </w:sdtPr>
+        <w:sdtContent>
+          <w:r>
+            <w:rPr>
+              <w:sz w:val="16"/>
+              <w:szCs w:val="16"/>
+            </w:rPr>
+            <w:t>"서비스 제공자"는 서비스 개시일로부터 아래와 같이 단계별 프로모션 요금을 적용하기로 한다.</w:t>
+          </w:r>
+        </w:sdtContent>
+      </w:sdt>
+    </w:p>
+    <w:p>
+      <w:pPr>
+        <w:pStyle w:val="a6"/>
+        <w:ind w:left="440"/>
+        <w:jc w:val="both"/>
+        <w:rPr>
+          <w:sz w:val="16"/>
+          <w:szCs w:val="16"/>
+        </w:rPr>
+      </w:pPr>
+      <w:sdt>
+        <w:sdtPr>
+          <w:id w:val="900000212"/>
+        </w:sdtPr>
+        <w:sdtContent>
+          <w:r>
+            <w:rPr>
+              <w:sz w:val="16"/>
+              <w:szCs w:val="16"/>
+            </w:rPr>
+            <w:t>- 1단계 (서비스 개시일로부터 180일간): 149원/kWh</w:t>
+          </w:r>
+        </w:sdtContent>
+      </w:sdt>
+    </w:p>
+    <w:sdt>
+      <w:sdtPr>
+        <w:id w:val="900000210"/>
+      </w:sdtPr>
+      <w:sdtContent>
+        <w:p>
+          <w:pPr>
+            <w:pStyle w:val="a6"/>
+            <w:ind w:left="440"/>
+            <w:jc w:val="both"/>
+            <w:rPr>
+              <w:sz w:val="16"/>
+              <w:szCs w:val="16"/>
+            </w:rPr>
+          </w:pPr>
+          <w:r>
+            <w:rPr>
+              <w:sz w:val="16"/>
+              <w:szCs w:val="16"/>
+            </w:rPr>
+            <w:t>- 2단계 (1단계 종료 익일부터 180일간): 249원/kWh</w:t>
+          </w:r>
+        </w:p>
+      </w:sdtContent>
+    </w:sdt>
+    <w:p>
+      <w:pPr>
+        <w:pStyle w:val="a6"/>
+        <w:ind w:left="440"/>
+        <w:jc w:val="both"/>
+        <w:rPr>
+          <w:sz w:val="16"/>
+          <w:szCs w:val="16"/>
+        </w:rPr>
+      </w:pPr>
+      <w:r>
+        <w:rPr>
+          <w:sz w:val="16"/>
+          <w:szCs w:val="16"/>
+        </w:rPr>
+        <w:t>- 위 프로모션 기간 종료 후에는 "서비스 제공자"의 홈페이지에 고지된 표준 공시 요금을 적용한다.</w:t>
+      </w:r>
+    </w:p>
+    <w:p>
+      <w:pPr>
+        <w:pStyle w:val="a6"/>
+        <w:ind w:left="440"/>
+        <w:jc w:val="both"/>
+        <w:rPr>
+          <w:sz w:val="16"/>
+          <w:szCs w:val="16"/>
+        </w:rPr>
+      </w:pPr>
+      <w:r>
+        <w:rPr>
+          <w:sz w:val="16"/>
+          <w:szCs w:val="16"/>
+        </w:rPr>
+        <w:t>- 요금 변동 기준일은 서비스 개시일을 산입하여 계산하며, 프로모션 기간 종료 익일부터 별도 통보 없이 해당 요금으로 자동 전환된다.</w:t>
+      </w:r>
+    </w:p>
+    <w:p>
+      <w:pPr>
+        <w:pStyle w:val="a6"/>
+        <w:rPr>
+          <w:sz w:val="16"/>
+          <w:szCs w:val="16"/>
+        </w:rPr>
+      </w:pPr>
+    </w:p>
+    <w:p>
+      <w:pPr>
+        <w:pStyle w:val="a6"/>
+        <w:numPr>
+          <w:ilvl w:val="0"/>
+          <w:numId w:val="26"/>
+        </w:numPr>
+        <w:jc w:val="both"/>
+        <w:rPr>
+          <w:sz w:val="16"/>
+          <w:szCs w:val="16"/>
+        </w:rPr>
+      </w:pPr>
+      <w:r>
+        <w:rPr>
+          <w:sz w:val="16"/>
+          <w:szCs w:val="16"/>
+        </w:rPr>
+        <w:t>실사보고서에 기재된 충전기 설치 위치에 대해 정확히 설명 들었으며, 해당 위치에 충전기를 설치하는 것에 합의한다.</w:t>
+      </w:r>
+    </w:p>
+    <w:p>
+      <w:pPr>
+        <w:pStyle w:val="a6"/>
+        <w:ind w:left="440"/>
+        <w:jc w:val="both"/>
+        <w:rPr>
+          <w:sz w:val="16"/>
+          <w:szCs w:val="16"/>
+        </w:rPr>
+      </w:pPr>
+    </w:p>
+    <w:p>
+      <w:pPr>
+        <w:pStyle w:val="a6"/>
+        <w:numPr>
+          <w:ilvl w:val="0"/>
+          <w:numId w:val="26"/>
+        </w:numPr>
+        <w:jc w:val="both"/>
+        <w:rPr>
+          <w:sz w:val="16"/>
+          <w:szCs w:val="16"/>
+        </w:rPr>
+      </w:pPr>
+      <w:r>
+        <w:rPr>
+          <w:rFonts w:hint="eastAsia"/>
+          <w:sz w:val="16"/>
+          <w:szCs w:val="16"/>
+        </w:rPr>
+        <w:t>본</w:t>
+      </w:r>
+      <w:r>
+        <w:rPr>
+          <w:sz w:val="16"/>
+          <w:szCs w:val="16"/>
+        </w:rPr>
+        <w:t xml:space="preserve"> 합의서의 요금 및 프로모션 내용은 대외비로서 엄격히 유지되어야 한다. “서비스 이용자”가 이를 유출하여 “서비스 제공자”의 영업 및 요금 정책에 피해를 입힐 경우, 본 합의는 실효될 수 있으며 이로 인한 손해를 보상할 책임을 진다. /끝.</w:t>
+      </w:r>
+    </w:p>
+    <w:p>
+      <w:pPr>
+        <w:ind w:left="3200"/>
+        <w:jc w:val="both"/>
+        <w:rPr>
+          <w:sz w:val="16"/>
+          <w:szCs w:val="16"/>
+        </w:rPr>
+      </w:pPr>
+    </w:p>
+    <w:p>
+      <w:pPr>
+        <w:jc w:val="both"/>
+        <w:rPr>
+          <w:sz w:val="16"/>
+          <w:szCs w:val="16"/>
+        </w:rPr>
+      </w:pPr>
+    </w:p>
+    <w:p>
+      <w:pPr>
+        <w:jc w:val="both"/>
+        <w:rPr>
+          <w:sz w:val="16"/>
+          <w:szCs w:val="16"/>
+        </w:rPr>
+      </w:pPr>
+    </w:p>
+    <w:p>
+      <w:pPr>
+        <w:jc w:val="both"/>
+        <w:rPr>
+          <w:sz w:val="16"/>
+          <w:szCs w:val="16"/>
+        </w:rPr>
+      </w:pPr>
+    </w:p>
+    <w:p>
+      <w:pPr>
+        <w:jc w:val="both"/>
+        <w:rPr>
+          <w:sz w:val="16"/>
+          <w:szCs w:val="16"/>
+        </w:rPr>
+      </w:pPr>
+    </w:p>
+    <w:p>
+      <w:pPr>
+        <w:jc w:val="both"/>
+        <w:rPr>
+          <w:sz w:val="16"/>
+          <w:szCs w:val="16"/>
+        </w:rPr>
+      </w:pPr>
+    </w:p>
+    <w:p>
+      <w:pPr>
+        <w:jc w:val="both"/>
+        <w:rPr>
+          <w:sz w:val="16"/>
+          <w:szCs w:val="16"/>
+        </w:rPr>
+      </w:pPr>
+    </w:p>
+    <w:p>
+      <w:pPr>
+        <w:jc w:val="center"/>
+        <w:rPr>
+          <w:sz w:val="16"/>
+          <w:szCs w:val="16"/>
+        </w:rPr>
+      </w:pPr>
+      <w:sdt>
+        <w:sdtPr>
+          <w:id w:val="900000206"/>
+        </w:sdtPr>
+        <w:sdtContent>
+          <w:r>
+            <w:rPr>
+              <w:sz w:val="16"/>
+              <w:szCs w:val="16"/>
+            </w:rPr>
+            <w:t xml:space="preserve">2026</w:t>
+          </w:r>
+        </w:sdtContent>
+      </w:sdt>
+      <w:r>
+        <w:rPr>
+          <w:sz w:val="16"/>
+          <w:szCs w:val="16"/>
+        </w:rPr>
+        <w:t xml:space="preserve">년 </w:t>
+      </w:r>
+      <w:r>
+        <w:rPr>
+          <w:rFonts w:hint="eastAsia"/>
+          <w:sz w:val="16"/>
+          <w:szCs w:val="16"/>
+        </w:rPr>
+        <w:t xml:space="preserve">   </w:t>
+      </w:r>
+      <w:bookmarkStart w:id="5" w:name="ContMonth3"/>
+      <w:bookmarkEnd w:id="5"/>
+      <w:sdt>
+        <w:sdtPr>
+          <w:id w:val="-1357123100"/>
+        </w:sdtPr>
+        <w:sdtContent>
+          <w:r>
+            <w:rPr>
+              <w:rStyle w:val="9pt"/>
+              <w:b w:val="0"/>
+              <w:bCs/>
+              <w:sz w:val="16"/>
+              <w:szCs w:val="16"/>
+            </w:rPr>
+            <w:t>07</w:t>
+          </w:r>
+        </w:sdtContent>
+      </w:sdt>
+      <w:r>
+        <w:rPr>
+          <w:sz w:val="16"/>
+          <w:szCs w:val="16"/>
+        </w:rPr>
+        <w:t xml:space="preserve">월 </w:t>
+      </w:r>
+      <w:r>
+        <w:rPr>
+          <w:rFonts w:hint="eastAsia"/>
+          <w:sz w:val="16"/>
+          <w:szCs w:val="16"/>
+        </w:rPr>
+        <w:t xml:space="preserve">   </w:t>
+      </w:r>
+      <w:bookmarkStart w:id="6" w:name="ContDay3"/>
+      <w:bookmarkEnd w:id="6"/>
+      <w:sdt>
+        <w:sdtPr>
+          <w:id w:val="-1597244636"/>
+        </w:sdtPr>
+        <w:sdtContent>
+          <w:r>
+            <w:rPr>
+              <w:rStyle w:val="9pt"/>
+              <w:b w:val="0"/>
+              <w:bCs/>
+              <w:sz w:val="16"/>
+              <w:szCs w:val="16"/>
+            </w:rPr>
+            <w:t>27</w:t>
+          </w:r>
+        </w:sdtContent>
+      </w:sdt>
+      <w:r>
+        <w:rPr>
+          <w:sz w:val="16"/>
+          <w:szCs w:val="16"/>
+        </w:rPr>
+        <w:t>일</w:t>
+      </w:r>
+    </w:p>
+    <w:p>
+      <w:pPr>
+        <w:jc w:val="both"/>
+        <w:rPr>
+          <w:sz w:val="16"/>
+          <w:szCs w:val="16"/>
+        </w:rPr>
+      </w:pPr>
+    </w:p>
+    <w:p>
+      <w:pPr>
+        <w:jc w:val="both"/>
+        <w:rPr>
+          <w:sz w:val="16"/>
+          <w:szCs w:val="16"/>
+        </w:rPr>
+      </w:pPr>
+    </w:p>
+    <w:p>
+      <w:pPr>
+        <w:jc w:val="both"/>
+        <w:rPr>
+          <w:sz w:val="16"/>
+          <w:szCs w:val="16"/>
+        </w:rPr>
+      </w:pPr>
+      <w:r>
+        <w:rPr>
+          <w:noProof/>
+          <w:sz w:val="16"/>
+          <w:szCs w:val="16"/>
+        </w:rPr>
+        <w:drawing>
+          <wp:anchor distT="0" distB="0" distL="114300" distR="114300" simplePos="0" relativeHeight="251674624" behindDoc="0" locked="0" layoutInCell="1" allowOverlap="1" wp14:anchorId="48345A07" wp14:editId="6E020FF0">
+            <wp:simplePos x="0" y="0"/>
+            <wp:positionH relativeFrom="column">
+              <wp:posOffset>4913720</wp:posOffset>
+            </wp:positionH>
+            <wp:positionV relativeFrom="paragraph">
+              <wp:posOffset>269693</wp:posOffset>
+            </wp:positionV>
+            <wp:extent cx="864000" cy="864000"/>
+            <wp:effectExtent l="0" t="0" r="0" b="0"/>
+            <wp:wrapNone/>
+            <wp:docPr id="1632191909" name="그림 6" descr="텍스트, 패턴, 직사각형, 예술이(가) 표시된 사진&#10;&#10;AI 생성 콘텐츠는 정확하지 않을 수 있습니다.">
+              <a:extLst xmlns:a="http://schemas.openxmlformats.org/drawingml/2006/main">
+                <a:ext uri="{FF2B5EF4-FFF2-40B4-BE49-F238E27FC236}">
+                  <a16:creationId xmlns:a16="http://schemas.microsoft.com/office/drawing/2014/main" id="{C7A67E6B-269F-41DD-8980-594F8AE40191}"/>
+                </a:ext>
+              </a:extLst>
+            </wp:docPr>
+            <wp:cNvGraphicFramePr>
+              <a:graphicFrameLocks xmlns:a="http://schemas.openxmlformats.org/drawingml/2006/main" noChangeAspect="1"/>
+            </wp:cNvGraphicFramePr>
+            <a:graphic xmlns:a="http://schemas.openxmlformats.org/drawingml/2006/main">
+              <a:graphicData uri="http://schemas.openxmlformats.org/drawingml/2006/picture">
+                <pic:pic xmlns:pic="http://schemas.openxmlformats.org/drawingml/2006/picture">
+                  <pic:nvPicPr>
+                    <pic:cNvPr id="7" name="그림 6" descr="텍스트, 패턴, 직사각형, 예술이(가) 표시된 사진&#10;&#10;AI 생성 콘텐츠는 정확하지 않을 수 있습니다.">
+                      <a:extLst>
+                        <a:ext uri="{FF2B5EF4-FFF2-40B4-BE49-F238E27FC236}">
+                          <a16:creationId xmlns:a16="http://schemas.microsoft.com/office/drawing/2014/main" id="{C7A67E6B-269F-41DD-8980-594F8AE40191}"/>
+                        </a:ext>
+                      </a:extLst>
+                    </pic:cNvPr>
+                    <pic:cNvPicPr>
+                      <a:picLocks noChangeAspect="1"/>
+                    </pic:cNvPicPr>
+                  </pic:nvPicPr>
+                  <pic:blipFill rotWithShape="1">
+                    <a:blip r:embed="rId10">
+                      <a:extLst>
+                        <a:ext uri="{28A0092B-C50C-407E-A947-70E740481C1C}">
+                          <a14:useLocalDpi xmlns:a14="http://schemas.microsoft.com/office/drawing/2010/main" val="0"/>
+                        </a:ext>
+                      </a:extLst>
+                    </a:blip>
+                    <a:stretch>
+                      <a:fillRect/>
+                    </a:stretch>
+                  </pic:blipFill>
+                  <pic:spPr>
+                    <a:xfrm>
+                      <a:off x="0" y="0"/>
+                      <a:ext cx="864000" cy="864000"/>
+                    </a:xfrm>
+                    <a:prstGeom prst="rect">
+                      <a:avLst/>
+                    </a:prstGeom>
+                  </pic:spPr>
+                </pic:pic>
+              </a:graphicData>
+            </a:graphic>
+            <wp14:sizeRelH relativeFrom="margin">
+              <wp14:pctWidth>0</wp14:pctWidth>
+            </wp14:sizeRelH>
+            <wp14:sizeRelV relativeFrom="margin">
+              <wp14:pctHeight>0</wp14:pctHeight>
+            </wp14:sizeRelV>
+          </wp:anchor>
+        </w:drawing>
+      </w:r>
+    </w:p>
+    <w:p>
+      <w:pPr>
+        <w:jc w:val="both"/>
+        <w:rPr>
+          <w:sz w:val="16"/>
+          <w:szCs w:val="16"/>
+        </w:rPr>
+        <w:sectPr>
+          <w:footerReference w:type="default" r:id="rId11"/>
           <w:type w:val="continuous"/>
           <w:pgSz w:w="11906" w:h="16838"/>
           <w:pgMar w:top="851" w:right="720" w:bottom="851" w:left="720" w:header="0" w:footer="0" w:gutter="0"/>
-          <w:cols w:space="425"/>
+          <w:cols w:space="720"/>
+          <w:docGrid w:linePitch="360"/>
+        </w:sectPr>
+      </w:pPr>
+    </w:p>
+    <w:p>
+      <w:pPr>
+        <w:jc w:val="both"/>
+        <w:rPr>
+          <w:b/>
+          <w:bCs/>
+          <w:sz w:val="16"/>
+          <w:szCs w:val="16"/>
+        </w:rPr>
+      </w:pPr>
+      <w:r>
+        <w:rPr>
+          <w:rFonts w:hint="eastAsia"/>
+          <w:b/>
+          <w:bCs/>
+          <w:sz w:val="16"/>
+          <w:szCs w:val="16"/>
+        </w:rPr>
+        <w:t>서비스 이용자</w:t>
+      </w:r>
+    </w:p>
+    <w:p>
+      <w:pPr>
+        <w:jc w:val="both"/>
+        <w:rPr>
+          <w:b/>
+          <w:bCs/>
+          <w:sz w:val="16"/>
+          <w:szCs w:val="16"/>
+        </w:rPr>
+      </w:pPr>
+      <w:r>
+        <w:rPr>
+          <w:rFonts w:hint="eastAsia"/>
+          <w:b/>
+          <w:bCs/>
+          <w:sz w:val="16"/>
+          <w:szCs w:val="16"/>
+        </w:rPr>
+        <w:t>상호:</w:t>
+      </w:r>
+      <w:r>
+        <w:rPr>
+          <w:rFonts w:hint="eastAsia"/>
+          <w:b/>
+          <w:bCs/>
+          <w:sz w:val="16"/>
+          <w:szCs w:val="16"/>
+        </w:rPr>
+        <w:t xml:space="preserve"> </w:t>
+      </w:r>
+      <w:bookmarkStart w:id="7" w:name="CustName3"/>
+      <w:sdt>
+        <w:sdtPr>
+          <w:id w:val="-1757892075"/>
+        </w:sdtPr>
+        <w:sdtContent>
+          <w:r>
+            <w:rPr>
+              <w:rStyle w:val="9pt"/>
+              <w:rFonts w:hint="eastAsia"/>
+              <w:b w:val="0"/>
+              <w:bCs/>
+              <w:sz w:val="16"/>
+              <w:szCs w:val="16"/>
+            </w:rPr>
+            <w:t>한백</w:t>
+          </w:r>
+        </w:sdtContent>
+      </w:sdt>
+      <w:r>
+        <w:rPr>
+          <w:rStyle w:val="9pt"/>
+          <w:rFonts w:hint="eastAsia"/>
+          <w:b w:val="0"/>
+          <w:bCs/>
+          <w:sz w:val="16"/>
+          <w:szCs w:val="16"/>
+        </w:rPr>
+        <w:t xml:space="preserve">    </w:t>
+      </w:r>
+      <w:r>
+        <w:rPr>
+          <w:b/>
+          <w:bCs/>
+          <w:sz w:val="16"/>
+          <w:szCs w:val="16"/>
+        </w:rPr>
+        <w:t xml:space="preserve"> </w:t>
+      </w:r>
+      <w:r>
+        <w:rPr>
+          <w:sz w:val="16"/>
+          <w:szCs w:val="16"/>
+        </w:rPr>
+        <w:t>(인)</w:t>
+      </w:r>
+      <w:bookmarkEnd w:id="7"/>
+    </w:p>
+    <w:p>
+      <w:pPr>
+        <w:jc w:val="both"/>
+        <w:rPr>
+          <w:b/>
+          <w:bCs/>
+          <w:sz w:val="16"/>
+          <w:szCs w:val="16"/>
+        </w:rPr>
+      </w:pPr>
+      <w:r>
+        <w:rPr>
+          <w:rFonts w:hint="eastAsia"/>
+          <w:b/>
+          <w:bCs/>
+          <w:sz w:val="16"/>
+          <w:szCs w:val="16"/>
+        </w:rPr>
+        <w:t>사업자등록번호</w:t>
+      </w:r>
+      <w:r>
+        <w:rPr>
+          <w:rFonts w:hint="eastAsia"/>
+          <w:b/>
+          <w:bCs/>
+          <w:sz w:val="16"/>
+          <w:szCs w:val="16"/>
+        </w:rPr>
+        <w:t>:</w:t>
+      </w:r>
+      <w:r>
+        <w:rPr>
+          <w:rFonts w:hint="eastAsia"/>
+          <w:b/>
+          <w:bCs/>
+          <w:sz w:val="16"/>
+          <w:szCs w:val="16"/>
+        </w:rPr>
+        <w:t xml:space="preserve"> </w:t>
+      </w:r>
+      <w:sdt>
+        <w:sdtPr>
+          <w:id w:val="163435165"/>
+        </w:sdtPr>
+        <w:sdtContent>
+          <w:r>
+            <w:rPr>
+              <w:rStyle w:val="9pt"/>
+              <w:rFonts w:hint="eastAsia"/>
+              <w:b w:val="0"/>
+              <w:bCs/>
+              <w:sz w:val="16"/>
+              <w:szCs w:val="16"/>
+            </w:rPr>
+            <w:t>410-81-32391</w:t>
+          </w:r>
+        </w:sdtContent>
+      </w:sdt>
+    </w:p>
+    <w:p>
+      <w:pPr>
+        <w:jc w:val="both"/>
+        <w:rPr>
+          <w:b/>
+          <w:bCs/>
+          <w:sz w:val="16"/>
+          <w:szCs w:val="16"/>
+        </w:rPr>
+      </w:pPr>
+      <w:r>
+        <w:rPr>
+          <w:rFonts w:hint="eastAsia"/>
+          <w:b/>
+          <w:bCs/>
+          <w:sz w:val="16"/>
+          <w:szCs w:val="16"/>
+        </w:rPr>
+        <w:t xml:space="preserve">주소: </w:t>
+      </w:r>
+      <w:sdt>
+        <w:sdtPr>
+          <w:id w:val="-1393194833"/>
+        </w:sdtPr>
+        <w:sdtContent>
+          <w:r>
+            <w:rPr>
+              <w:rFonts w:hint="eastAsia"/>
+              <w:b/>
+              <w:bCs/>
+              <w:sz w:val="16"/>
+              <w:szCs w:val="16"/>
+            </w:rPr>
+            <w:t xml:space="preserve">광주광역시 광산구 비아로 23 </w:t>
+          </w:r>
+        </w:sdtContent>
+      </w:sdt>
+    </w:p>
+    <w:p>
+      <w:pPr>
+        <w:jc w:val="both"/>
+        <w:rPr>
+          <w:b/>
+          <w:bCs/>
+          <w:sz w:val="16"/>
+          <w:szCs w:val="16"/>
+        </w:rPr>
+      </w:pPr>
+      <w:r>
+        <w:rPr>
+          <w:rFonts w:hint="eastAsia"/>
+          <w:b/>
+          <w:bCs/>
+          <w:sz w:val="16"/>
+          <w:szCs w:val="16"/>
+        </w:rPr>
+        <w:t>서비스 제공자</w:t>
+      </w:r>
+    </w:p>
+    <w:p>
+      <w:pPr>
+        <w:jc w:val="both"/>
+        <w:rPr>
+          <w:sz w:val="16"/>
+          <w:szCs w:val="16"/>
+        </w:rPr>
+      </w:pPr>
+      <w:r>
+        <w:rPr>
+          <w:rFonts w:hint="eastAsia"/>
+          <w:b/>
+          <w:bCs/>
+          <w:sz w:val="16"/>
+          <w:szCs w:val="16"/>
+        </w:rPr>
+        <w:t>상호</w:t>
+      </w:r>
+      <w:r>
+        <w:rPr>
+          <w:rFonts w:hint="eastAsia"/>
+          <w:sz w:val="16"/>
+          <w:szCs w:val="16"/>
+        </w:rPr>
+        <w:t>:</w:t>
+      </w:r>
+      <w:r>
+        <w:rPr>
+          <w:rFonts w:hint="eastAsia"/>
+          <w:sz w:val="16"/>
+          <w:szCs w:val="16"/>
+        </w:rPr>
+        <w:t xml:space="preserve"> 주식회사 플러그링크</w:t>
+      </w:r>
+    </w:p>
+    <w:p>
+      <w:pPr>
+        <w:jc w:val="both"/>
+        <w:rPr>
+          <w:sz w:val="16"/>
+          <w:szCs w:val="16"/>
+        </w:rPr>
+      </w:pPr>
+      <w:r>
+        <w:rPr>
+          <w:rFonts w:hint="eastAsia"/>
+          <w:b/>
+          <w:bCs/>
+          <w:sz w:val="16"/>
+          <w:szCs w:val="16"/>
+        </w:rPr>
+        <w:t>사업자등록번호</w:t>
+      </w:r>
+      <w:r>
+        <w:rPr>
+          <w:rFonts w:hint="eastAsia"/>
+          <w:sz w:val="16"/>
+          <w:szCs w:val="16"/>
+        </w:rPr>
+        <w:t>:</w:t>
+      </w:r>
+      <w:r>
+        <w:rPr>
+          <w:rFonts w:hint="eastAsia"/>
+          <w:sz w:val="16"/>
+          <w:szCs w:val="16"/>
+        </w:rPr>
+        <w:t xml:space="preserve"> 536-87-02</w:t>
+      </w:r>
+      <w:r>
+        <w:rPr>
+          <w:rFonts w:hint="eastAsia"/>
+          <w:sz w:val="16"/>
+          <w:szCs w:val="16"/>
+        </w:rPr>
+        <w:t>2</w:t>
+      </w:r>
+      <w:r>
+        <w:rPr>
+          <w:rFonts w:hint="eastAsia"/>
+          <w:sz w:val="16"/>
+          <w:szCs w:val="16"/>
+        </w:rPr>
+        <w:t>26</w:t>
+      </w:r>
+    </w:p>
+    <w:p>
+      <w:pPr>
+        <w:jc w:val="both"/>
+        <w:rPr>
+          <w:sz w:val="16"/>
+          <w:szCs w:val="16"/>
+        </w:rPr>
+      </w:pPr>
+      <w:r>
+        <w:rPr>
+          <w:rFonts w:hint="eastAsia"/>
+          <w:b/>
+          <w:bCs/>
+          <w:sz w:val="16"/>
+          <w:szCs w:val="16"/>
+        </w:rPr>
+        <w:t>주소</w:t>
+      </w:r>
+      <w:r>
+        <w:rPr>
+          <w:rFonts w:hint="eastAsia"/>
+          <w:sz w:val="16"/>
+          <w:szCs w:val="16"/>
+        </w:rPr>
+        <w:t>:</w:t>
+      </w:r>
+      <w:r>
+        <w:rPr>
+          <w:rFonts w:hint="eastAsia"/>
+          <w:sz w:val="16"/>
+          <w:szCs w:val="16"/>
+        </w:rPr>
+        <w:t xml:space="preserve"> </w:t>
+      </w:r>
+      <w:r>
+        <w:rPr>
+          <w:sz w:val="16"/>
+          <w:szCs w:val="16"/>
+        </w:rPr>
+        <w:t>서울특별시 서초구 강남대로 311, 1</w:t>
+      </w:r>
+      <w:r>
+        <w:rPr>
+          <w:rFonts w:hint="eastAsia"/>
+          <w:sz w:val="16"/>
+          <w:szCs w:val="16"/>
+        </w:rPr>
+        <w:t>2</w:t>
+      </w:r>
+      <w:r>
+        <w:rPr>
+          <w:sz w:val="16"/>
+          <w:szCs w:val="16"/>
+        </w:rPr>
+        <w:t>층</w:t>
+      </w:r>
+    </w:p>
+    <w:p>
+      <w:pPr>
+        <w:jc w:val="both"/>
+        <w:rPr>
+          <w:sz w:val="18"/>
+          <w:szCs w:val="18"/>
+        </w:rPr>
+        <w:sectPr>
+          <w:type w:val="continuous"/>
+          <w:pgSz w:w="11906" w:h="16838"/>
+          <w:pgMar w:top="851" w:right="720" w:bottom="851" w:left="720" w:header="567" w:footer="992" w:gutter="0"/>
+          <w:cols w:num="2" w:space="425"/>
           <w:docGrid w:linePitch="360"/>
         </w:sectPr>
       </w:pPr>
